--- a/A.4.16.docx
+++ b/A.4.16.docx
@@ -151,19 +151,19 @@
         <w:tblLook w:val="0000" w:firstRow="0" w:lastRow="0" w:firstColumn="0" w:lastColumn="0" w:noHBand="0" w:noVBand="0"/>
       </w:tblPr>
       <w:tblGrid>
-        <w:gridCol w:w="585"/>
-        <w:gridCol w:w="585"/>
-        <w:gridCol w:w="584"/>
-        <w:gridCol w:w="584"/>
-        <w:gridCol w:w="584"/>
-        <w:gridCol w:w="771"/>
-        <w:gridCol w:w="771"/>
-        <w:gridCol w:w="771"/>
-        <w:gridCol w:w="758"/>
-        <w:gridCol w:w="771"/>
-        <w:gridCol w:w="771"/>
-        <w:gridCol w:w="771"/>
-        <w:gridCol w:w="758"/>
+        <w:gridCol w:w="524"/>
+        <w:gridCol w:w="524"/>
+        <w:gridCol w:w="523"/>
+        <w:gridCol w:w="523"/>
+        <w:gridCol w:w="523"/>
+        <w:gridCol w:w="669"/>
+        <w:gridCol w:w="669"/>
+        <w:gridCol w:w="669"/>
+        <w:gridCol w:w="658"/>
+        <w:gridCol w:w="1222"/>
+        <w:gridCol w:w="669"/>
+        <w:gridCol w:w="669"/>
+        <w:gridCol w:w="1222"/>
       </w:tblGrid>
       <w:tr>
         <w:trPr>
@@ -7250,7 +7250,7 @@
               <w:bottom w:val="single" w:sz="12" w:space="0" w:color="000000"/>
               <w:right w:val="single" w:sz="12" w:space="0" w:color="000000"/>
             </w:tcBorders>
-            <w:shd w:val="clear" w:color="auto" w:fill="DDA0DD"/>
+            <w:shd w:val="clear" w:color="auto" w:fill="FFFACD"/>
             <w:vAlign w:val="center"/>
           </w:tcPr>
           <w:p>
@@ -7265,10 +7265,24 @@
             </w:pPr>
             <w:r>
               <w:rPr>
-                <w:rFonts w:ascii="Arial" w:hAnsi="Arial" w:cs="Arial"/>
-              </w:rPr>
-              <w:t> </w:t>
-            </w:r>
+                <w:rFonts w:ascii="Nirmala UI" w:hAnsi="Nirmala UI" w:cs="Nirmala UI"/>
+              </w:rPr>
+              <w:t>ॏ</w:t>
+            </w:r>
+            <w:r>
+              <w:rPr>
+                <w:rFonts w:ascii="Arial" w:hAnsi="Arial" w:cs="Arial"/>
+              </w:rPr>
+              <w:br/>
+            </w:r>
+            <w:proofErr w:type="spellStart"/>
+            <w:r>
+              <w:rPr>
+                <w:rFonts w:ascii="Arial" w:hAnsi="Arial" w:cs="Arial"/>
+              </w:rPr>
+              <w:t>094F</w:t>
+            </w:r>
+            <w:proofErr w:type="spellEnd"/>
           </w:p>
         </w:tc>
         <w:bookmarkStart w:id="32" w:name="_MCCTEMPBM_CRPT01490035___7"/>
@@ -7729,7 +7743,7 @@
               <w:bottom w:val="single" w:sz="12" w:space="0" w:color="000000"/>
               <w:right w:val="single" w:sz="12" w:space="0" w:color="000000"/>
             </w:tcBorders>
-            <w:shd w:val="clear" w:color="auto" w:fill="DDA0DD"/>
+            <w:shd w:val="clear" w:color="auto" w:fill="FFFACD"/>
             <w:vAlign w:val="center"/>
           </w:tcPr>
           <w:p>
@@ -7744,10 +7758,24 @@
             </w:pPr>
             <w:r>
               <w:rPr>
-                <w:rFonts w:ascii="Arial" w:hAnsi="Arial" w:cs="Arial"/>
-              </w:rPr>
-              <w:t> </w:t>
-            </w:r>
+                <w:rFonts w:ascii="Nirmala UI" w:hAnsi="Nirmala UI" w:cs="Nirmala UI"/>
+              </w:rPr>
+              <w:t>ऺ</w:t>
+            </w:r>
+            <w:r>
+              <w:rPr>
+                <w:rFonts w:ascii="Arial" w:hAnsi="Arial" w:cs="Arial"/>
+              </w:rPr>
+              <w:br/>
+            </w:r>
+            <w:proofErr w:type="spellStart"/>
+            <w:r>
+              <w:rPr>
+                <w:rFonts w:ascii="Arial" w:hAnsi="Arial" w:cs="Arial"/>
+              </w:rPr>
+              <w:t>093A</w:t>
+            </w:r>
+            <w:proofErr w:type="spellEnd"/>
           </w:p>
         </w:tc>
         <w:bookmarkStart w:id="34" w:name="_MCCTEMPBM_CRPT01490037___7"/>
@@ -8211,7 +8239,7 @@
               <w:bottom w:val="single" w:sz="12" w:space="0" w:color="000000"/>
               <w:right w:val="single" w:sz="12" w:space="0" w:color="000000"/>
             </w:tcBorders>
-            <w:shd w:val="clear" w:color="auto" w:fill="DDA0DD"/>
+            <w:shd w:val="clear" w:color="auto" w:fill="FFFACD"/>
             <w:vAlign w:val="center"/>
           </w:tcPr>
           <w:p>
@@ -8226,10 +8254,24 @@
             </w:pPr>
             <w:r>
               <w:rPr>
-                <w:rFonts w:ascii="Arial" w:hAnsi="Arial" w:cs="Arial"/>
-              </w:rPr>
-              <w:t> </w:t>
-            </w:r>
+                <w:rFonts w:ascii="Nirmala UI" w:hAnsi="Nirmala UI" w:cs="Nirmala UI"/>
+              </w:rPr>
+              <w:t>ऻ</w:t>
+            </w:r>
+            <w:r>
+              <w:rPr>
+                <w:rFonts w:ascii="Arial" w:hAnsi="Arial" w:cs="Arial"/>
+              </w:rPr>
+              <w:br/>
+            </w:r>
+            <w:proofErr w:type="spellStart"/>
+            <w:r>
+              <w:rPr>
+                <w:rFonts w:ascii="Arial" w:hAnsi="Arial" w:cs="Arial"/>
+              </w:rPr>
+              <w:t>093B</w:t>
+            </w:r>
+            <w:proofErr w:type="spellEnd"/>
           </w:p>
         </w:tc>
         <w:bookmarkStart w:id="36" w:name="_MCCTEMPBM_CRPT01490039___7"/>
@@ -8685,8 +8727,15 @@
                 <w:rFonts w:ascii="Arial" w:hAnsi="Arial" w:cs="Arial"/>
               </w:rPr>
               <w:br/>
+            </w:r>
+            <w:proofErr w:type="spellStart"/>
+            <w:r>
+              <w:rPr>
+                <w:rFonts w:ascii="Arial" w:hAnsi="Arial" w:cs="Arial"/>
+              </w:rPr>
               <w:t>006E</w:t>
             </w:r>
+            <w:proofErr w:type="spellEnd"/>
           </w:p>
         </w:tc>
         <w:tc>
@@ -9070,7 +9119,7 @@
               <w:bottom w:val="single" w:sz="12" w:space="0" w:color="000000"/>
               <w:right w:val="single" w:sz="12" w:space="0" w:color="000000"/>
             </w:tcBorders>
-            <w:shd w:val="clear" w:color="auto" w:fill="DDA0DD"/>
+            <w:shd w:val="clear" w:color="auto" w:fill="FFFACD"/>
             <w:vAlign w:val="center"/>
           </w:tcPr>
           <w:p>
@@ -9086,10 +9135,24 @@
             </w:pPr>
             <w:r>
               <w:rPr>
-                <w:rFonts w:ascii="Arial" w:hAnsi="Arial" w:cs="Arial"/>
-              </w:rPr>
-              <w:t> </w:t>
-            </w:r>
+                <w:rFonts w:ascii="Nirmala UI" w:hAnsi="Nirmala UI" w:cs="Nirmala UI"/>
+              </w:rPr>
+              <w:t>्‌</w:t>
+            </w:r>
+            <w:r>
+              <w:rPr>
+                <w:rFonts w:ascii="Arial" w:hAnsi="Arial" w:cs="Arial"/>
+              </w:rPr>
+              <w:br/>
+            </w:r>
+            <w:proofErr w:type="spellStart"/>
+            <w:r>
+              <w:rPr>
+                <w:rFonts w:ascii="Arial" w:hAnsi="Arial" w:cs="Arial"/>
+              </w:rPr>
+              <w:t>094D,200C</w:t>
+            </w:r>
+            <w:proofErr w:type="spellEnd"/>
           </w:p>
         </w:tc>
         <w:tc>
@@ -9190,7 +9253,7 @@
               <w:bottom w:val="single" w:sz="12" w:space="0" w:color="000000"/>
               <w:right w:val="single" w:sz="12" w:space="0" w:color="000000"/>
             </w:tcBorders>
-            <w:shd w:val="clear" w:color="auto" w:fill="DDA0DD"/>
+            <w:shd w:val="clear" w:color="auto" w:fill="FFFACD"/>
             <w:vAlign w:val="center"/>
           </w:tcPr>
           <w:p>
@@ -9205,10 +9268,24 @@
             </w:pPr>
             <w:r>
               <w:rPr>
-                <w:rFonts w:ascii="Arial" w:hAnsi="Arial" w:cs="Arial"/>
-              </w:rPr>
-              <w:t> </w:t>
-            </w:r>
+                <w:rFonts w:ascii="Nirmala UI" w:hAnsi="Nirmala UI" w:cs="Nirmala UI"/>
+              </w:rPr>
+              <w:t>्‍</w:t>
+            </w:r>
+            <w:r>
+              <w:rPr>
+                <w:rFonts w:ascii="Arial" w:hAnsi="Arial" w:cs="Arial"/>
+              </w:rPr>
+              <w:br/>
+            </w:r>
+            <w:proofErr w:type="spellStart"/>
+            <w:r>
+              <w:rPr>
+                <w:rFonts w:ascii="Arial" w:hAnsi="Arial" w:cs="Arial"/>
+              </w:rPr>
+              <w:t>094D,200D</w:t>
+            </w:r>
+            <w:proofErr w:type="spellEnd"/>
           </w:p>
         </w:tc>
         <w:bookmarkStart w:id="40" w:name="_MCCTEMPBM_CRPT01490043___7"/>
@@ -9235,8 +9312,13 @@
             <w:pPr>
               <w:pStyle w:val="TAL"/>
             </w:pPr>
-            <w:r>
-              <w:t>In the event that an MS receives a code where a symbol is not represented in the above table then the MS shall display the REPLACEMENT CHARACTER (</w:t>
+            <w:proofErr w:type="gramStart"/>
+            <w:r>
+              <w:t>In the event that</w:t>
+            </w:r>
+            <w:proofErr w:type="gramEnd"/>
+            <w:r>
+              <w:t xml:space="preserve"> an MS receives a code where a symbol is not represented in the above table then the MS shall display the REPLACEMENT CHARACTER (</w:t>
             </w:r>
             <w:proofErr w:type="spellStart"/>
             <w:r>
@@ -9276,11 +9358,24 @@
             </w:r>
             <w:proofErr w:type="spellStart"/>
             <w:r>
-              <w:t>SS2,CR</w:t>
+              <w:t>SS</w:t>
+            </w:r>
+            <w:proofErr w:type="gramStart"/>
+            <w:r>
+              <w:t>2,CR</w:t>
             </w:r>
             <w:proofErr w:type="spellEnd"/>
-            <w:r>
-              <w:t>&gt; is actually CSI (se next table), and that “CR” is not a filler, nor LF.</w:t>
+            <w:proofErr w:type="gramEnd"/>
+            <w:r>
+              <w:t xml:space="preserve">&gt; is </w:t>
+            </w:r>
+            <w:proofErr w:type="gramStart"/>
+            <w:r>
+              <w:t>actually CSI</w:t>
+            </w:r>
+            <w:proofErr w:type="gramEnd"/>
+            <w:r>
+              <w:t xml:space="preserve"> (se next table), and that “CR” is not a filler, nor LF.</w:t>
             </w:r>
           </w:p>
           <w:p>
@@ -9519,19 +9614,19 @@
         <w:tblLook w:val="0000" w:firstRow="0" w:lastRow="0" w:firstColumn="0" w:lastColumn="0" w:noHBand="0" w:noVBand="0"/>
       </w:tblPr>
       <w:tblGrid>
-        <w:gridCol w:w="526"/>
-        <w:gridCol w:w="526"/>
-        <w:gridCol w:w="526"/>
-        <w:gridCol w:w="526"/>
-        <w:gridCol w:w="526"/>
-        <w:gridCol w:w="747"/>
-        <w:gridCol w:w="759"/>
-        <w:gridCol w:w="1756"/>
-        <w:gridCol w:w="724"/>
-        <w:gridCol w:w="724"/>
-        <w:gridCol w:w="713"/>
-        <w:gridCol w:w="747"/>
-        <w:gridCol w:w="759"/>
+        <w:gridCol w:w="507"/>
+        <w:gridCol w:w="508"/>
+        <w:gridCol w:w="508"/>
+        <w:gridCol w:w="508"/>
+        <w:gridCol w:w="508"/>
+        <w:gridCol w:w="721"/>
+        <w:gridCol w:w="732"/>
+        <w:gridCol w:w="1695"/>
+        <w:gridCol w:w="1032"/>
+        <w:gridCol w:w="699"/>
+        <w:gridCol w:w="688"/>
+        <w:gridCol w:w="721"/>
+        <w:gridCol w:w="732"/>
       </w:tblGrid>
       <w:tr>
         <w:trPr>
@@ -11496,15 +11591,8 @@
                 <w:rFonts w:ascii="Arial" w:hAnsi="Arial" w:cs="Arial"/>
               </w:rPr>
               <w:br/>
-            </w:r>
-            <w:proofErr w:type="spellStart"/>
-            <w:r>
-              <w:rPr>
-                <w:rFonts w:ascii="Arial" w:hAnsi="Arial" w:cs="Arial"/>
-              </w:rPr>
               <w:t>26A0</w:t>
             </w:r>
-            <w:proofErr w:type="spellEnd"/>
           </w:p>
         </w:tc>
         <w:bookmarkStart w:id="52" w:name="_MCCTEMPBM_CRPT01490054___7"/>
@@ -12676,8 +12764,15 @@
                 <w:rFonts w:ascii="Arial" w:hAnsi="Arial" w:cs="Arial"/>
               </w:rPr>
               <w:br/>
+            </w:r>
+            <w:proofErr w:type="spellStart"/>
+            <w:r>
+              <w:rPr>
+                <w:rFonts w:ascii="Arial" w:hAnsi="Arial" w:cs="Arial"/>
+              </w:rPr>
               <w:t>00A5</w:t>
             </w:r>
+            <w:proofErr w:type="spellEnd"/>
           </w:p>
         </w:tc>
         <w:tc>
@@ -14188,7 +14283,7 @@
               <w:bottom w:val="single" w:sz="12" w:space="0" w:color="000000"/>
               <w:right w:val="single" w:sz="12" w:space="0" w:color="000000"/>
             </w:tcBorders>
-            <w:shd w:val="clear" w:color="auto" w:fill="FFFACD"/>
+            <w:shd w:val="clear" w:color="auto" w:fill="DDA0DD"/>
             <w:vAlign w:val="center"/>
           </w:tcPr>
           <w:p>
@@ -14203,16 +14298,9 @@
             </w:pPr>
             <w:r>
               <w:rPr>
-                <w:rFonts w:ascii="Nirmala UI" w:hAnsi="Nirmala UI" w:cs="Nirmala UI"/>
-              </w:rPr>
-              <w:t>॑</w:t>
-            </w:r>
-            <w:r>
-              <w:rPr>
-                <w:rFonts w:ascii="Arial" w:hAnsi="Arial" w:cs="Arial"/>
-              </w:rPr>
-              <w:br/>
-              <w:t>0951</w:t>
+                <w:rFonts w:ascii="Arial" w:hAnsi="Arial" w:cs="Arial"/>
+              </w:rPr>
+              <w:t> </w:t>
             </w:r>
           </w:p>
         </w:tc>
@@ -14648,7 +14736,7 @@
               <w:bottom w:val="single" w:sz="12" w:space="0" w:color="000000"/>
               <w:right w:val="single" w:sz="12" w:space="0" w:color="000000"/>
             </w:tcBorders>
-            <w:shd w:val="clear" w:color="auto" w:fill="FFFACD"/>
+            <w:shd w:val="clear" w:color="auto" w:fill="DDA0DD"/>
             <w:vAlign w:val="center"/>
           </w:tcPr>
           <w:p>
@@ -14663,29 +14751,22 @@
             </w:pPr>
             <w:r>
               <w:rPr>
-                <w:rFonts w:ascii="Nirmala UI" w:hAnsi="Nirmala UI" w:cs="Nirmala UI"/>
-              </w:rPr>
-              <w:t>॒</w:t>
-            </w:r>
-            <w:r>
-              <w:rPr>
-                <w:rFonts w:ascii="Arial" w:hAnsi="Arial" w:cs="Arial"/>
-              </w:rPr>
-              <w:br/>
-              <w:t>0952</w:t>
-            </w:r>
-          </w:p>
-        </w:tc>
-        <w:tc>
-          <w:tcPr>
-            <w:tcW w:w="0" w:type="auto"/>
-            <w:tcBorders>
-              <w:top w:val="single" w:sz="12" w:space="0" w:color="000000"/>
-              <w:left w:val="single" w:sz="12" w:space="0" w:color="000000"/>
-              <w:bottom w:val="single" w:sz="12" w:space="0" w:color="000000"/>
-              <w:right w:val="single" w:sz="12" w:space="0" w:color="000000"/>
-            </w:tcBorders>
-            <w:shd w:val="clear" w:color="auto" w:fill="FFFACD"/>
+                <w:rFonts w:ascii="Arial" w:hAnsi="Arial" w:cs="Arial"/>
+              </w:rPr>
+              <w:t> </w:t>
+            </w:r>
+          </w:p>
+        </w:tc>
+        <w:tc>
+          <w:tcPr>
+            <w:tcW w:w="0" w:type="auto"/>
+            <w:tcBorders>
+              <w:top w:val="single" w:sz="12" w:space="0" w:color="000000"/>
+              <w:left w:val="single" w:sz="12" w:space="0" w:color="000000"/>
+              <w:bottom w:val="single" w:sz="12" w:space="0" w:color="000000"/>
+              <w:right w:val="single" w:sz="12" w:space="0" w:color="000000"/>
+            </w:tcBorders>
+            <w:shd w:val="clear" w:color="auto" w:fill="DDA0DD"/>
             <w:vAlign w:val="center"/>
           </w:tcPr>
           <w:p>
@@ -14700,24 +14781,10 @@
             </w:pPr>
             <w:r>
               <w:rPr>
-                <w:rFonts w:ascii="Nirmala UI" w:hAnsi="Nirmala UI" w:cs="Nirmala UI"/>
-              </w:rPr>
-              <w:t>ॏ</w:t>
-            </w:r>
-            <w:r>
-              <w:rPr>
-                <w:rFonts w:ascii="Arial" w:hAnsi="Arial" w:cs="Arial"/>
-              </w:rPr>
-              <w:br/>
-            </w:r>
-            <w:proofErr w:type="spellStart"/>
-            <w:r>
-              <w:rPr>
-                <w:rFonts w:ascii="Arial" w:hAnsi="Arial" w:cs="Arial"/>
-              </w:rPr>
-              <w:t>094F</w:t>
-            </w:r>
-            <w:proofErr w:type="spellEnd"/>
+                <w:rFonts w:ascii="Arial" w:hAnsi="Arial" w:cs="Arial"/>
+              </w:rPr>
+              <w:t> </w:t>
+            </w:r>
           </w:p>
         </w:tc>
         <w:tc>
@@ -15181,9 +15248,15 @@
             </w:pPr>
             <w:r>
               <w:rPr>
+                <w:rFonts w:ascii="Arial" w:hAnsi="Arial" w:cs="Arial"/>
+              </w:rPr>
+              <w:t>‍</w:t>
+            </w:r>
+            <w:r>
+              <w:rPr>
                 <w:rFonts w:ascii="Nirmala UI" w:hAnsi="Nirmala UI" w:cs="Nirmala UI"/>
               </w:rPr>
-              <w:t>ऺ</w:t>
+              <w:t>्</w:t>
             </w:r>
             <w:r>
               <w:rPr>
@@ -15195,8 +15268,10 @@
             <w:r>
               <w:rPr>
                 <w:rFonts w:ascii="Arial" w:hAnsi="Arial" w:cs="Arial"/>
-              </w:rPr>
-              <w:t>093A</w:t>
+                <w:sz w:val="16"/>
+                <w:szCs w:val="16"/>
+              </w:rPr>
+              <w:t>200D,094D</w:t>
             </w:r>
             <w:proofErr w:type="spellEnd"/>
           </w:p>
@@ -15664,7 +15739,7 @@
               <w:rPr>
                 <w:rFonts w:ascii="Nirmala UI" w:hAnsi="Nirmala UI" w:cs="Nirmala UI"/>
               </w:rPr>
-              <w:t>ऻ</w:t>
+              <w:t>ॎ</w:t>
             </w:r>
             <w:r>
               <w:rPr>
@@ -15677,7 +15752,7 @@
               <w:rPr>
                 <w:rFonts w:ascii="Arial" w:hAnsi="Arial" w:cs="Arial"/>
               </w:rPr>
-              <w:t>093B</w:t>
+              <w:t>094E</w:t>
             </w:r>
             <w:proofErr w:type="spellEnd"/>
           </w:p>
@@ -16098,7 +16173,8 @@
               <w:jc w:val="center"/>
               <w:rPr>
                 <w:rFonts w:ascii="Courier" w:hAnsi="Courier"/>
-                <w:sz w:val="24"/>
+                <w:sz w:val="18"/>
+                <w:szCs w:val="18"/>
               </w:rPr>
             </w:pPr>
             <w:r>
@@ -16289,8 +16365,15 @@
                 <w:rFonts w:ascii="Arial" w:hAnsi="Arial" w:cs="Arial"/>
               </w:rPr>
               <w:br/>
+            </w:r>
+            <w:proofErr w:type="spellStart"/>
+            <w:r>
+              <w:rPr>
+                <w:rFonts w:ascii="Arial" w:hAnsi="Arial" w:cs="Arial"/>
+              </w:rPr>
               <w:t>00F7</w:t>
             </w:r>
+            <w:proofErr w:type="spellEnd"/>
           </w:p>
         </w:tc>
         <w:tc>
@@ -16594,7 +16677,8 @@
               <w:jc w:val="center"/>
               <w:rPr>
                 <w:rFonts w:ascii="Courier" w:hAnsi="Courier"/>
-                <w:sz w:val="24"/>
+                <w:sz w:val="18"/>
+                <w:szCs w:val="18"/>
               </w:rPr>
             </w:pPr>
             <w:r>
@@ -17080,7 +17164,8 @@
               <w:jc w:val="center"/>
               <w:rPr>
                 <w:rFonts w:ascii="Courier" w:hAnsi="Courier"/>
-                <w:sz w:val="24"/>
+                <w:sz w:val="18"/>
+                <w:szCs w:val="18"/>
               </w:rPr>
             </w:pPr>
             <w:r>
@@ -17639,15 +17724,8 @@
                 <w:rFonts w:ascii="Arial" w:hAnsi="Arial" w:cs="Arial"/>
               </w:rPr>
               <w:br/>
-            </w:r>
-            <w:proofErr w:type="spellStart"/>
-            <w:r>
-              <w:rPr>
-                <w:rFonts w:ascii="Arial" w:hAnsi="Arial" w:cs="Arial"/>
-              </w:rPr>
               <w:t>007E</w:t>
             </w:r>
-            <w:proofErr w:type="spellEnd"/>
           </w:p>
         </w:tc>
         <w:tc>
@@ -18212,23 +18290,18 @@
             <w:r>
               <w:rPr>
                 <w:rFonts w:ascii="Nirmala UI" w:hAnsi="Nirmala UI" w:cs="Nirmala UI"/>
-              </w:rPr>
-              <w:t>ॎ</w:t>
-            </w:r>
-            <w:r>
-              <w:rPr>
-                <w:rFonts w:ascii="Arial" w:hAnsi="Arial" w:cs="Arial"/>
-              </w:rPr>
-              <w:br/>
-            </w:r>
-            <w:proofErr w:type="spellStart"/>
-            <w:r>
-              <w:rPr>
-                <w:rFonts w:ascii="Arial" w:hAnsi="Arial" w:cs="Arial"/>
-              </w:rPr>
-              <w:t>094E</w:t>
-            </w:r>
-            <w:proofErr w:type="spellEnd"/>
+                <w:sz w:val="18"/>
+                <w:szCs w:val="18"/>
+              </w:rPr>
+              <w:t>ॕ</w:t>
+            </w:r>
+            <w:r>
+              <w:rPr>
+                <w:rFonts w:ascii="Arial" w:hAnsi="Arial" w:cs="Arial"/>
+              </w:rPr>
+              <w:br/>
+              <w:t>0955</w:t>
+            </w:r>
           </w:p>
         </w:tc>
         <w:tc>
@@ -18628,8 +18701,15 @@
                 <w:rFonts w:ascii="Arial" w:hAnsi="Arial" w:cs="Arial"/>
               </w:rPr>
               <w:br/>
+            </w:r>
+            <w:proofErr w:type="spellStart"/>
+            <w:r>
+              <w:rPr>
+                <w:rFonts w:ascii="Arial" w:hAnsi="Arial" w:cs="Arial"/>
+              </w:rPr>
               <w:t>00B7</w:t>
             </w:r>
+            <w:proofErr w:type="spellEnd"/>
           </w:p>
         </w:tc>
         <w:tc>
@@ -18684,7 +18764,7 @@
               <w:bottom w:val="single" w:sz="12" w:space="0" w:color="000000"/>
               <w:right w:val="single" w:sz="12" w:space="0" w:color="000000"/>
             </w:tcBorders>
-            <w:shd w:val="clear" w:color="auto" w:fill="FFFACD"/>
+            <w:shd w:val="clear" w:color="auto" w:fill="DDA0DD"/>
             <w:vAlign w:val="center"/>
           </w:tcPr>
           <w:p>
@@ -18699,16 +18779,9 @@
             </w:pPr>
             <w:r>
               <w:rPr>
-                <w:rFonts w:ascii="Nirmala UI" w:hAnsi="Nirmala UI" w:cs="Nirmala UI"/>
-              </w:rPr>
-              <w:t>ॕ</w:t>
-            </w:r>
-            <w:r>
-              <w:rPr>
-                <w:rFonts w:ascii="Arial" w:hAnsi="Arial" w:cs="Arial"/>
-              </w:rPr>
-              <w:br/>
-              <w:t>0955</w:t>
+                <w:rFonts w:ascii="Arial" w:hAnsi="Arial" w:cs="Arial"/>
+              </w:rPr>
+              <w:t> </w:t>
             </w:r>
           </w:p>
         </w:tc>
@@ -18814,8 +18887,13 @@
             <w:pPr>
               <w:pStyle w:val="TAL"/>
             </w:pPr>
-            <w:r>
-              <w:t>In the event that an MS receives a code where a symbol is not represented in the above table then the MS shall display the REPLACEMENT CHARACTER (</w:t>
+            <w:proofErr w:type="gramStart"/>
+            <w:r>
+              <w:t>In the event that</w:t>
+            </w:r>
+            <w:proofErr w:type="gramEnd"/>
+            <w:r>
+              <w:t xml:space="preserve"> an MS receives a code where a symbol is not represented in the above table then the MS shall display the REPLACEMENT CHARACTER (</w:t>
             </w:r>
             <w:proofErr w:type="spellStart"/>
             <w:r>

--- a/A.4.16.docx
+++ b/A.4.16.docx
@@ -9614,19 +9614,19 @@
         <w:tblLook w:val="0000" w:firstRow="0" w:lastRow="0" w:firstColumn="0" w:lastColumn="0" w:noHBand="0" w:noVBand="0"/>
       </w:tblPr>
       <w:tblGrid>
-        <w:gridCol w:w="507"/>
-        <w:gridCol w:w="508"/>
-        <w:gridCol w:w="508"/>
-        <w:gridCol w:w="508"/>
-        <w:gridCol w:w="508"/>
-        <w:gridCol w:w="721"/>
+        <w:gridCol w:w="515"/>
+        <w:gridCol w:w="516"/>
+        <w:gridCol w:w="516"/>
+        <w:gridCol w:w="516"/>
+        <w:gridCol w:w="516"/>
         <w:gridCol w:w="732"/>
-        <w:gridCol w:w="1695"/>
-        <w:gridCol w:w="1032"/>
-        <w:gridCol w:w="699"/>
-        <w:gridCol w:w="688"/>
-        <w:gridCol w:w="721"/>
+        <w:gridCol w:w="743"/>
+        <w:gridCol w:w="1720"/>
+        <w:gridCol w:w="766"/>
+        <w:gridCol w:w="710"/>
+        <w:gridCol w:w="834"/>
         <w:gridCol w:w="732"/>
+        <w:gridCol w:w="743"/>
       </w:tblGrid>
       <w:tr>
         <w:trPr>
@@ -13379,14 +13379,14 @@
               <w:rPr>
                 <w:rFonts w:ascii="Nirmala UI" w:hAnsi="Nirmala UI" w:cs="Nirmala UI"/>
               </w:rPr>
-              <w:t>ॵ</w:t>
-            </w:r>
-            <w:r>
-              <w:rPr>
-                <w:rFonts w:ascii="Arial" w:hAnsi="Arial" w:cs="Arial"/>
-              </w:rPr>
-              <w:br/>
-              <w:t>0975</w:t>
+              <w:t>ॲ</w:t>
+            </w:r>
+            <w:r>
+              <w:rPr>
+                <w:rFonts w:ascii="Arial" w:hAnsi="Arial" w:cs="Arial"/>
+              </w:rPr>
+              <w:br/>
+              <w:t>0972</w:t>
             </w:r>
           </w:p>
         </w:tc>
@@ -13857,14 +13857,14 @@
               <w:rPr>
                 <w:rFonts w:ascii="Nirmala UI" w:hAnsi="Nirmala UI" w:cs="Nirmala UI"/>
               </w:rPr>
-              <w:t>ॳ</w:t>
-            </w:r>
-            <w:r>
-              <w:rPr>
-                <w:rFonts w:ascii="Arial" w:hAnsi="Arial" w:cs="Arial"/>
-              </w:rPr>
-              <w:br/>
-              <w:t>0973</w:t>
+              <w:t>ॵ</w:t>
+            </w:r>
+            <w:r>
+              <w:rPr>
+                <w:rFonts w:ascii="Arial" w:hAnsi="Arial" w:cs="Arial"/>
+              </w:rPr>
+              <w:br/>
+              <w:t>0975</w:t>
             </w:r>
           </w:p>
         </w:tc>
@@ -14283,7 +14283,6 @@
               <w:bottom w:val="single" w:sz="12" w:space="0" w:color="000000"/>
               <w:right w:val="single" w:sz="12" w:space="0" w:color="000000"/>
             </w:tcBorders>
-            <w:shd w:val="clear" w:color="auto" w:fill="DDA0DD"/>
             <w:vAlign w:val="center"/>
           </w:tcPr>
           <w:p>
@@ -14300,19 +14299,34 @@
               <w:rPr>
                 <w:rFonts w:ascii="Arial" w:hAnsi="Arial" w:cs="Arial"/>
               </w:rPr>
-              <w:t> </w:t>
-            </w:r>
-          </w:p>
-        </w:tc>
-        <w:tc>
-          <w:tcPr>
-            <w:tcW w:w="0" w:type="auto"/>
-            <w:tcBorders>
-              <w:top w:val="single" w:sz="12" w:space="0" w:color="000000"/>
-              <w:left w:val="single" w:sz="12" w:space="0" w:color="000000"/>
-              <w:bottom w:val="single" w:sz="12" w:space="0" w:color="000000"/>
-              <w:right w:val="single" w:sz="12" w:space="0" w:color="000000"/>
-            </w:tcBorders>
+              <w:t>𑬀</w:t>
+            </w:r>
+            <w:r>
+              <w:rPr>
+                <w:rFonts w:ascii="Arial" w:hAnsi="Arial" w:cs="Arial"/>
+              </w:rPr>
+              <w:br/>
+            </w:r>
+            <w:proofErr w:type="spellStart"/>
+            <w:r>
+              <w:rPr>
+                <w:rFonts w:ascii="Arial" w:hAnsi="Arial" w:cs="Arial"/>
+              </w:rPr>
+              <w:t>11B00</w:t>
+            </w:r>
+            <w:proofErr w:type="spellEnd"/>
+          </w:p>
+        </w:tc>
+        <w:tc>
+          <w:tcPr>
+            <w:tcW w:w="0" w:type="auto"/>
+            <w:tcBorders>
+              <w:top w:val="single" w:sz="12" w:space="0" w:color="000000"/>
+              <w:left w:val="single" w:sz="12" w:space="0" w:color="000000"/>
+              <w:bottom w:val="single" w:sz="12" w:space="0" w:color="000000"/>
+              <w:right w:val="single" w:sz="12" w:space="0" w:color="000000"/>
+            </w:tcBorders>
+            <w:shd w:val="clear" w:color="auto" w:fill="FFFACD"/>
             <w:vAlign w:val="center"/>
           </w:tcPr>
           <w:p>
@@ -14329,14 +14343,14 @@
               <w:rPr>
                 <w:rFonts w:ascii="Nirmala UI" w:hAnsi="Nirmala UI" w:cs="Nirmala UI"/>
               </w:rPr>
-              <w:t>ॴ</w:t>
-            </w:r>
-            <w:r>
-              <w:rPr>
-                <w:rFonts w:ascii="Arial" w:hAnsi="Arial" w:cs="Arial"/>
-              </w:rPr>
-              <w:br/>
-              <w:t>0974</w:t>
+              <w:t>ॕ</w:t>
+            </w:r>
+            <w:r>
+              <w:rPr>
+                <w:rFonts w:ascii="Arial" w:hAnsi="Arial" w:cs="Arial"/>
+              </w:rPr>
+              <w:br/>
+              <w:t>0955</w:t>
             </w:r>
           </w:p>
         </w:tc>
@@ -14736,7 +14750,6 @@
               <w:bottom w:val="single" w:sz="12" w:space="0" w:color="000000"/>
               <w:right w:val="single" w:sz="12" w:space="0" w:color="000000"/>
             </w:tcBorders>
-            <w:shd w:val="clear" w:color="auto" w:fill="DDA0DD"/>
             <w:vAlign w:val="center"/>
           </w:tcPr>
           <w:p>
@@ -14753,8 +14766,22 @@
               <w:rPr>
                 <w:rFonts w:ascii="Arial" w:hAnsi="Arial" w:cs="Arial"/>
               </w:rPr>
-              <w:t> </w:t>
-            </w:r>
+              <w:t>𑬁</w:t>
+            </w:r>
+            <w:r>
+              <w:rPr>
+                <w:rFonts w:ascii="Arial" w:hAnsi="Arial" w:cs="Arial"/>
+              </w:rPr>
+              <w:br/>
+            </w:r>
+            <w:proofErr w:type="spellStart"/>
+            <w:r>
+              <w:rPr>
+                <w:rFonts w:ascii="Arial" w:hAnsi="Arial" w:cs="Arial"/>
+              </w:rPr>
+              <w:t>11B01</w:t>
+            </w:r>
+            <w:proofErr w:type="spellEnd"/>
           </w:p>
         </w:tc>
         <w:tc>
@@ -14951,7 +14978,7 @@
       <w:tr>
         <w:trPr>
           <w:cantSplit/>
-          <w:trHeight w:hRule="exact" w:val="510"/>
+          <w:trHeight w:hRule="exact" w:val="815"/>
         </w:trPr>
         <w:tc>
           <w:tcPr>
@@ -15268,10 +15295,28 @@
             <w:r>
               <w:rPr>
                 <w:rFonts w:ascii="Arial" w:hAnsi="Arial" w:cs="Arial"/>
-                <w:sz w:val="16"/>
-                <w:szCs w:val="16"/>
-              </w:rPr>
-              <w:t>200D,094D</w:t>
+              </w:rPr>
+              <w:t>200D</w:t>
+            </w:r>
+            <w:proofErr w:type="spellEnd"/>
+            <w:r>
+              <w:rPr>
+                <w:rFonts w:ascii="Arial" w:hAnsi="Arial" w:cs="Arial"/>
+              </w:rPr>
+              <w:t>,</w:t>
+            </w:r>
+            <w:r>
+              <w:rPr>
+                <w:rFonts w:ascii="Arial" w:hAnsi="Arial" w:cs="Arial"/>
+              </w:rPr>
+              <w:br/>
+            </w:r>
+            <w:proofErr w:type="spellStart"/>
+            <w:r>
+              <w:rPr>
+                <w:rFonts w:ascii="Arial" w:hAnsi="Arial" w:cs="Arial"/>
+              </w:rPr>
+              <w:t>094D</w:t>
             </w:r>
             <w:proofErr w:type="spellEnd"/>
           </w:p>
@@ -16163,7 +16208,6 @@
               <w:bottom w:val="single" w:sz="12" w:space="0" w:color="000000"/>
               <w:right w:val="single" w:sz="12" w:space="0" w:color="000000"/>
             </w:tcBorders>
-            <w:shd w:val="clear" w:color="auto" w:fill="CAEDFB" w:themeFill="accent4" w:themeFillTint="33"/>
             <w:vAlign w:val="center"/>
           </w:tcPr>
           <w:p>
@@ -16667,7 +16711,6 @@
               <w:bottom w:val="single" w:sz="12" w:space="0" w:color="000000"/>
               <w:right w:val="single" w:sz="12" w:space="0" w:color="000000"/>
             </w:tcBorders>
-            <w:shd w:val="clear" w:color="auto" w:fill="CAEDFB" w:themeFill="accent4" w:themeFillTint="33"/>
             <w:vAlign w:val="center"/>
           </w:tcPr>
           <w:p>
@@ -16812,14 +16855,14 @@
               <w:rPr>
                 <w:rFonts w:ascii="Nirmala UI" w:hAnsi="Nirmala UI" w:cs="Nirmala UI"/>
               </w:rPr>
-              <w:t>ॶ</w:t>
-            </w:r>
-            <w:r>
-              <w:rPr>
-                <w:rFonts w:ascii="Arial" w:hAnsi="Arial" w:cs="Arial"/>
-              </w:rPr>
-              <w:br/>
-              <w:t>0976</w:t>
+              <w:t>ॳ</w:t>
+            </w:r>
+            <w:r>
+              <w:rPr>
+                <w:rFonts w:ascii="Arial" w:hAnsi="Arial" w:cs="Arial"/>
+              </w:rPr>
+              <w:br/>
+              <w:t>0973</w:t>
             </w:r>
           </w:p>
         </w:tc>
@@ -17154,7 +17197,6 @@
               <w:bottom w:val="single" w:sz="12" w:space="0" w:color="000000"/>
               <w:right w:val="single" w:sz="12" w:space="0" w:color="000000"/>
             </w:tcBorders>
-            <w:shd w:val="clear" w:color="auto" w:fill="CAEDFB" w:themeFill="accent4" w:themeFillTint="33"/>
             <w:vAlign w:val="center"/>
           </w:tcPr>
           <w:p>
@@ -17313,14 +17355,14 @@
               <w:rPr>
                 <w:rFonts w:ascii="Nirmala UI" w:hAnsi="Nirmala UI" w:cs="Nirmala UI"/>
               </w:rPr>
-              <w:t>ॷ</w:t>
-            </w:r>
-            <w:r>
-              <w:rPr>
-                <w:rFonts w:ascii="Arial" w:hAnsi="Arial" w:cs="Arial"/>
-              </w:rPr>
-              <w:br/>
-              <w:t>0977</w:t>
+              <w:t>ॴ</w:t>
+            </w:r>
+            <w:r>
+              <w:rPr>
+                <w:rFonts w:ascii="Arial" w:hAnsi="Arial" w:cs="Arial"/>
+              </w:rPr>
+              <w:br/>
+              <w:t>0974</w:t>
             </w:r>
           </w:p>
         </w:tc>
@@ -17796,14 +17838,14 @@
               <w:rPr>
                 <w:rFonts w:ascii="Nirmala UI" w:hAnsi="Nirmala UI" w:cs="Nirmala UI"/>
               </w:rPr>
-              <w:t>ॲ</w:t>
-            </w:r>
-            <w:r>
-              <w:rPr>
-                <w:rFonts w:ascii="Arial" w:hAnsi="Arial" w:cs="Arial"/>
-              </w:rPr>
-              <w:br/>
-              <w:t>0972</w:t>
+              <w:t>ॶ</w:t>
+            </w:r>
+            <w:r>
+              <w:rPr>
+                <w:rFonts w:ascii="Arial" w:hAnsi="Arial" w:cs="Arial"/>
+              </w:rPr>
+              <w:br/>
+              <w:t>0976</w:t>
             </w:r>
           </w:p>
         </w:tc>
@@ -18274,7 +18316,6 @@
               <w:bottom w:val="single" w:sz="12" w:space="0" w:color="000000"/>
               <w:right w:val="single" w:sz="12" w:space="0" w:color="000000"/>
             </w:tcBorders>
-            <w:shd w:val="clear" w:color="auto" w:fill="FFFACD"/>
             <w:vAlign w:val="center"/>
           </w:tcPr>
           <w:p>
@@ -18290,17 +18331,15 @@
             <w:r>
               <w:rPr>
                 <w:rFonts w:ascii="Nirmala UI" w:hAnsi="Nirmala UI" w:cs="Nirmala UI"/>
-                <w:sz w:val="18"/>
-                <w:szCs w:val="18"/>
-              </w:rPr>
-              <w:t>ॕ</w:t>
-            </w:r>
-            <w:r>
-              <w:rPr>
-                <w:rFonts w:ascii="Arial" w:hAnsi="Arial" w:cs="Arial"/>
-              </w:rPr>
-              <w:br/>
-              <w:t>0955</w:t>
+              </w:rPr>
+              <w:t>ॷ</w:t>
+            </w:r>
+            <w:r>
+              <w:rPr>
+                <w:rFonts w:ascii="Arial" w:hAnsi="Arial" w:cs="Arial"/>
+              </w:rPr>
+              <w:br/>
+              <w:t>0977</w:t>
             </w:r>
           </w:p>
         </w:tc>
@@ -18764,7 +18803,6 @@
               <w:bottom w:val="single" w:sz="12" w:space="0" w:color="000000"/>
               <w:right w:val="single" w:sz="12" w:space="0" w:color="000000"/>
             </w:tcBorders>
-            <w:shd w:val="clear" w:color="auto" w:fill="DDA0DD"/>
             <w:vAlign w:val="center"/>
           </w:tcPr>
           <w:p>
@@ -18781,8 +18819,22 @@
               <w:rPr>
                 <w:rFonts w:ascii="Arial" w:hAnsi="Arial" w:cs="Arial"/>
               </w:rPr>
-              <w:t> </w:t>
-            </w:r>
+              <w:t>𑬊</w:t>
+            </w:r>
+            <w:r>
+              <w:rPr>
+                <w:rFonts w:ascii="Arial" w:hAnsi="Arial" w:cs="Arial"/>
+              </w:rPr>
+              <w:br/>
+            </w:r>
+            <w:proofErr w:type="spellStart"/>
+            <w:r>
+              <w:rPr>
+                <w:rFonts w:ascii="Arial" w:hAnsi="Arial" w:cs="Arial"/>
+              </w:rPr>
+              <w:t>11B0A</w:t>
+            </w:r>
+            <w:proofErr w:type="spellEnd"/>
           </w:p>
         </w:tc>
         <w:tc>
